--- a/Chuyên sâu.docx
+++ b/Chuyên sâu.docx
@@ -22,6 +22,7 @@
     </w:p>
     <w:tbl>
       <w:tblPr>
+        <w:tblStyle w:val="4"/>
         <w:tblW w:w="0" w:type="auto"/>
         <w:tblCellSpacing w:w="15" w:type="dxa"/>
         <w:tblInd w:w="0" w:type="dxa"/>
@@ -33,7 +34,7 @@
           <w:insideH w:val="none" w:color="auto" w:sz="0" w:space="0"/>
           <w:insideV w:val="none" w:color="auto" w:sz="0" w:space="0"/>
         </w:tblBorders>
-        <w:shd w:val="clear"/>
+        <w:shd w:val="clear" w:color="auto" w:fill="auto"/>
         <w:tblLayout w:type="autofit"/>
         <w:tblCellMar>
           <w:top w:w="15" w:type="dxa"/>
@@ -43,8 +44,8 @@
         </w:tblCellMar>
       </w:tblPr>
       <w:tblGrid>
-        <w:gridCol w:w="3817"/>
-        <w:gridCol w:w="4609"/>
+        <w:gridCol w:w="3807"/>
+        <w:gridCol w:w="4599"/>
       </w:tblGrid>
       <w:tr>
         <w:tblPrEx>
@@ -56,7 +57,7 @@
             <w:insideH w:val="none" w:color="auto" w:sz="0" w:space="0"/>
             <w:insideV w:val="none" w:color="auto" w:sz="0" w:space="0"/>
           </w:tblBorders>
-          <w:shd w:val="clear"/>
+          <w:shd w:val="clear" w:color="auto" w:fill="auto"/>
           <w:tblCellMar>
             <w:top w:w="15" w:type="dxa"/>
             <w:left w:w="15" w:type="dxa"/>
@@ -77,7 +78,7 @@
               <w:bottom w:val="single" w:color="auto" w:sz="4" w:space="0"/>
               <w:right w:val="single" w:color="auto" w:sz="4" w:space="0"/>
             </w:tcBorders>
-            <w:shd w:val="clear"/>
+            <w:shd w:val="clear" w:color="auto" w:fill="auto"/>
             <w:vAlign w:val="center"/>
           </w:tcPr>
           <w:p>
@@ -116,7 +117,7 @@
               <w:bottom w:val="single" w:color="auto" w:sz="4" w:space="0"/>
               <w:right w:val="single" w:color="auto" w:sz="4" w:space="0"/>
             </w:tcBorders>
-            <w:shd w:val="clear"/>
+            <w:shd w:val="clear" w:color="auto" w:fill="auto"/>
             <w:vAlign w:val="center"/>
           </w:tcPr>
           <w:p>
@@ -157,7 +158,6 @@
             <w:insideH w:val="none" w:color="auto" w:sz="0" w:space="0"/>
             <w:insideV w:val="none" w:color="auto" w:sz="0" w:space="0"/>
           </w:tblBorders>
-          <w:shd w:val="clear"/>
           <w:tblCellMar>
             <w:top w:w="15" w:type="dxa"/>
             <w:left w:w="15" w:type="dxa"/>
@@ -177,7 +177,7 @@
               <w:bottom w:val="single" w:color="auto" w:sz="4" w:space="0"/>
               <w:right w:val="single" w:color="auto" w:sz="4" w:space="0"/>
             </w:tcBorders>
-            <w:shd w:val="clear"/>
+            <w:shd w:val="clear" w:color="auto" w:fill="auto"/>
             <w:vAlign w:val="center"/>
           </w:tcPr>
           <w:p>
@@ -203,7 +203,7 @@
             </w:r>
             <w:r>
               <w:rPr>
-                <w:rStyle w:val="5"/>
+                <w:rStyle w:val="6"/>
                 <w:rFonts w:hint="default" w:ascii="Consolas" w:hAnsi="Consolas" w:eastAsia="SimSun" w:cs="Consolas"/>
                 <w:kern w:val="0"/>
                 <w:sz w:val="24"/>
@@ -223,7 +223,7 @@
               <w:bottom w:val="single" w:color="auto" w:sz="4" w:space="0"/>
               <w:right w:val="single" w:color="auto" w:sz="4" w:space="0"/>
             </w:tcBorders>
-            <w:shd w:val="clear"/>
+            <w:shd w:val="clear" w:color="auto" w:fill="auto"/>
             <w:vAlign w:val="center"/>
           </w:tcPr>
           <w:p>
@@ -239,7 +239,7 @@
             </w:pPr>
             <w:r>
               <w:rPr>
-                <w:rStyle w:val="5"/>
+                <w:rStyle w:val="6"/>
                 <w:rFonts w:hint="default" w:ascii="Consolas" w:hAnsi="Consolas" w:eastAsia="SimSun" w:cs="Consolas"/>
                 <w:kern w:val="0"/>
                 <w:sz w:val="24"/>
@@ -261,7 +261,6 @@
             <w:insideH w:val="none" w:color="auto" w:sz="0" w:space="0"/>
             <w:insideV w:val="none" w:color="auto" w:sz="0" w:space="0"/>
           </w:tblBorders>
-          <w:shd w:val="clear"/>
           <w:tblCellMar>
             <w:top w:w="15" w:type="dxa"/>
             <w:left w:w="15" w:type="dxa"/>
@@ -281,7 +280,7 @@
               <w:bottom w:val="single" w:color="auto" w:sz="4" w:space="0"/>
               <w:right w:val="single" w:color="auto" w:sz="4" w:space="0"/>
             </w:tcBorders>
-            <w:shd w:val="clear"/>
+            <w:shd w:val="clear" w:color="auto" w:fill="auto"/>
             <w:vAlign w:val="center"/>
           </w:tcPr>
           <w:p>
@@ -316,7 +315,7 @@
               <w:bottom w:val="single" w:color="auto" w:sz="4" w:space="0"/>
               <w:right w:val="single" w:color="auto" w:sz="4" w:space="0"/>
             </w:tcBorders>
-            <w:shd w:val="clear"/>
+            <w:shd w:val="clear" w:color="auto" w:fill="auto"/>
             <w:vAlign w:val="center"/>
           </w:tcPr>
           <w:p>
@@ -332,7 +331,7 @@
             </w:pPr>
             <w:r>
               <w:rPr>
-                <w:rStyle w:val="5"/>
+                <w:rStyle w:val="6"/>
                 <w:rFonts w:hint="default" w:ascii="Consolas" w:hAnsi="Consolas" w:eastAsia="SimSun" w:cs="Consolas"/>
                 <w:kern w:val="0"/>
                 <w:sz w:val="24"/>
@@ -354,7 +353,7 @@
             <w:insideH w:val="none" w:color="auto" w:sz="0" w:space="0"/>
             <w:insideV w:val="none" w:color="auto" w:sz="0" w:space="0"/>
           </w:tblBorders>
-          <w:shd w:val="clear"/>
+          <w:shd w:val="clear" w:color="auto" w:fill="auto"/>
           <w:tblCellMar>
             <w:top w:w="15" w:type="dxa"/>
             <w:left w:w="15" w:type="dxa"/>
@@ -374,7 +373,7 @@
               <w:bottom w:val="single" w:color="auto" w:sz="4" w:space="0"/>
               <w:right w:val="single" w:color="auto" w:sz="4" w:space="0"/>
             </w:tcBorders>
-            <w:shd w:val="clear"/>
+            <w:shd w:val="clear" w:color="auto" w:fill="auto"/>
             <w:vAlign w:val="center"/>
           </w:tcPr>
           <w:p>
@@ -409,7 +408,7 @@
               <w:bottom w:val="single" w:color="auto" w:sz="4" w:space="0"/>
               <w:right w:val="single" w:color="auto" w:sz="4" w:space="0"/>
             </w:tcBorders>
-            <w:shd w:val="clear"/>
+            <w:shd w:val="clear" w:color="auto" w:fill="auto"/>
             <w:vAlign w:val="center"/>
           </w:tcPr>
           <w:p>
@@ -425,7 +424,7 @@
             </w:pPr>
             <w:r>
               <w:rPr>
-                <w:rStyle w:val="5"/>
+                <w:rStyle w:val="6"/>
                 <w:rFonts w:hint="default" w:ascii="Consolas" w:hAnsi="Consolas" w:eastAsia="SimSun" w:cs="Consolas"/>
                 <w:kern w:val="0"/>
                 <w:sz w:val="24"/>
@@ -455,6 +454,74 @@
         </w:rPr>
         <w:t>Phần 2 — Wireframe</w:t>
       </w:r>
+    </w:p>
+    <w:p>
+      <w:pPr>
+        <w:rPr>
+          <w:rFonts w:hint="default" w:ascii="Consolas" w:hAnsi="Consolas" w:cs="Consolas"/>
+          <w:lang w:val="en-US"/>
+        </w:rPr>
+      </w:pPr>
+      <w:r>
+        <w:rPr>
+          <w:rFonts w:hint="default" w:ascii="Consolas" w:hAnsi="Consolas" w:cs="Consolas"/>
+          <w:lang w:val="en-US"/>
+        </w:rPr>
+        <w:t xml:space="preserve">Link figma : </w:t>
+      </w:r>
+      <w:r>
+        <w:rPr>
+          <w:rFonts w:hint="default" w:ascii="Consolas" w:hAnsi="Consolas" w:cs="Consolas"/>
+          <w:lang w:val="en-US"/>
+        </w:rPr>
+        <w:fldChar w:fldCharType="begin"/>
+      </w:r>
+      <w:r>
+        <w:rPr>
+          <w:rFonts w:hint="default" w:ascii="Consolas" w:hAnsi="Consolas" w:cs="Consolas"/>
+          <w:lang w:val="en-US"/>
+        </w:rPr>
+        <w:instrText xml:space="preserve"> HYPERLINK "https://www.figma.com/design/nt9LSOuUu2zg25fe2fyWi9/Chuy%25C3%25AAn-s%25C3%25A2u?node-id=0-1&amp;p=f&amp;t=hy4xCqmUNHhWWF7g-0" </w:instrText>
+      </w:r>
+      <w:r>
+        <w:rPr>
+          <w:rFonts w:hint="default" w:ascii="Consolas" w:hAnsi="Consolas" w:cs="Consolas"/>
+          <w:lang w:val="en-US"/>
+        </w:rPr>
+        <w:fldChar w:fldCharType="separate"/>
+      </w:r>
+      <w:r>
+        <w:rPr>
+          <w:rStyle w:val="5"/>
+          <w:rFonts w:hint="default" w:ascii="Consolas" w:hAnsi="Consolas" w:cs="Consolas"/>
+          <w:lang w:val="en-US"/>
+        </w:rPr>
+        <w:t>https://www.figma.com/design/nt9LSOuUu2zg25fe2fyWi9/Chuy%25C3%25AAn-s%25C3%25A2u?node-id=0-1&amp;p=f&amp;t=hy4xCqmUNHhWWF7g-0</w:t>
+      </w:r>
+      <w:r>
+        <w:rPr>
+          <w:rFonts w:hint="default" w:ascii="Consolas" w:hAnsi="Consolas" w:cs="Consolas"/>
+          <w:lang w:val="en-US"/>
+        </w:rPr>
+        <w:fldChar w:fldCharType="end"/>
+      </w:r>
+      <w:bookmarkStart w:id="0" w:name="_GoBack"/>
+      <w:bookmarkEnd w:id="0"/>
+    </w:p>
+    <w:p>
+      <w:pPr>
+        <w:rPr>
+          <w:rFonts w:hint="default" w:ascii="Consolas" w:hAnsi="Consolas" w:cs="Consolas"/>
+          <w:lang w:val="en-US"/>
+        </w:rPr>
+      </w:pPr>
+    </w:p>
+    <w:p>
+      <w:pPr>
+        <w:rPr>
+          <w:rFonts w:hint="default" w:ascii="Consolas" w:hAnsi="Consolas" w:cs="Consolas"/>
+        </w:rPr>
+      </w:pPr>
     </w:p>
     <w:p>
       <w:pPr>
@@ -505,8 +572,6 @@
           </wp:inline>
         </w:drawing>
       </w:r>
-      <w:bookmarkStart w:id="0" w:name="_GoBack"/>
-      <w:bookmarkEnd w:id="0"/>
     </w:p>
     <w:sectPr>
       <w:pgSz w:w="11906" w:h="16838"/>
@@ -829,6 +894,15 @@
     </w:tblPr>
   </w:style>
   <w:style w:type="character" w:styleId="5">
+    <w:name w:val="Hyperlink"/>
+    <w:basedOn w:val="3"/>
+    <w:uiPriority w:val="0"/>
+    <w:rPr>
+      <w:color w:val="0000FF"/>
+      <w:u w:val="single"/>
+    </w:rPr>
+  </w:style>
+  <w:style w:type="character" w:styleId="6">
     <w:name w:val="Strong"/>
     <w:basedOn w:val="3"/>
     <w:qFormat/>
